--- a/doc-files/templates/Salary certificate.docx
+++ b/doc-files/templates/Salary certificate.docx
@@ -178,7 +178,7 @@
           <w:b/>
           <w:bCs/>
         </w:rPr>
-        <w:t>THESOFTKING Limited</w:t>
+        <w:t>{Company.Name}</w:t>
       </w:r>
       <w:r>
         <w:rPr>
@@ -855,7 +855,7 @@
         <w:rPr>
           <w:rFonts w:ascii="Times New Roman" w:hAnsi="Times New Roman" w:cs="Times New Roman"/>
         </w:rPr>
-        <w:t>MD Hasibur Rahman Hasan</w:t>
+        <w:t>{Company.SignatoryName}</w:t>
       </w:r>
     </w:p>
     <w:p>
@@ -869,7 +869,7 @@
         <w:rPr>
           <w:rFonts w:ascii="Times New Roman" w:hAnsi="Times New Roman" w:cs="Times New Roman"/>
         </w:rPr>
-        <w:t>Head of Operations</w:t>
+        <w:t>{Company.SignatoryTitle}</w:t>
       </w:r>
       <w:r>
         <w:rPr>
@@ -893,15 +893,15 @@
           <w:b/>
           <w:bCs/>
         </w:rPr>
-        <w:t>THESOFTKING</w:t>
-      </w:r>
-      <w:r>
-        <w:rPr>
-          <w:rFonts w:ascii="Times New Roman" w:hAnsi="Times New Roman" w:cs="Times New Roman"/>
-          <w:b/>
-          <w:bCs/>
-        </w:rPr>
-        <w:t xml:space="preserve"> Limited</w:t>
+        <w:t>{Company.Name}</w:t>
+      </w:r>
+      <w:r>
+        <w:rPr>
+          <w:rFonts w:ascii="Times New Roman" w:hAnsi="Times New Roman" w:cs="Times New Roman"/>
+          <w:b/>
+          <w:bCs/>
+        </w:rPr>
+        <w:t xml:space="preserve"/>
       </w:r>
       <w:r>
         <w:rPr>
@@ -996,7 +996,7 @@
                                 <w:sz w:val="20"/>
                                 <w:szCs w:val="20"/>
                               </w:rPr>
-                              <w:t>THESOFTKING Limited shall not be held responsible for any financial transactions made on the basis of this salary certificate. Any such transactions will be solely the responsibility of the employee.</w:t>
+                              <w:t>{Company.Name} shall not be held responsible for any financial transactions made on the basis of this salary certificate. Any such transactions will be solely the responsibility of the employee.</w:t>
                             </w:r>
                           </w:p>
                         </w:txbxContent>
@@ -1047,7 +1047,7 @@
                           <w:sz w:val="20"/>
                           <w:szCs w:val="20"/>
                         </w:rPr>
-                        <w:t>THESOFTKING Limited shall not be held responsible for any financial transactions made on the basis of this salary certificate. Any such transactions will be solely the responsibility of the employee.</w:t>
+                        <w:t>{Company.Name} shall not be held responsible for any financial transactions made on the basis of this salary certificate. Any such transactions will be solely the responsibility of the employee.</w:t>
                       </w:r>
                     </w:p>
                   </w:txbxContent>
